--- a/course_development/domains/active_inference_inventions/03_prototyping_and_testing/04_cognition/output/lab-protocols/04_cognition-lab.docx
+++ b/course_development/domains/active_inference_inventions/03_prototyping_and_testing/04_cognition/output/lab-protocols/04_cognition-lab.docx
@@ -526,6 +526,66 @@
     </w:p>
     <w:p>
       <w:r>
+        <w:t>Write your response here   Part 6: Build Your Reasoning Protocol (5 minutes)</w:t>
+      </w:r>
+    </w:p>
+    <w:p>
+      <w:r>
+        <w:t>Goal : Design a personal reasoning protocol you will use for all future test data interpretation.</w:t>
+      </w:r>
+    </w:p>
+    <w:p>
+      <w:r>
+        <w:t>Based on what you learned in this lab, create a checklist you will follow every time you evaluate test results:</w:t>
+      </w:r>
+    </w:p>
+    <w:p>
+      <w:r>
+        <w:t>My Reasoning Protocol:</w:t>
+      </w:r>
+    </w:p>
+    <w:p>
+      <w:r>
+        <w:t>Step 1: Before looking at data, write down my predictions and confidence levels:</w:t>
+      </w:r>
+    </w:p>
+    <w:p>
+      <w:r>
+        <w:t>Write your response here  Step 2: Assess evidence quality (repeatability, consistency, magnitude):</w:t>
+      </w:r>
+    </w:p>
+    <w:p>
+      <w:r>
+        <w:t>Write your response here  Step 3: Perform Bayesian update with proportional change:</w:t>
+      </w:r>
+    </w:p>
+    <w:p>
+      <w:r>
+        <w:t>Write your response here  Step 4: Generate at least two alternative explanations for the results:</w:t>
+      </w:r>
+    </w:p>
+    <w:p>
+      <w:r>
+        <w:t>Write your response here  Step 5: Check for biases (confirmation, anchoring, motivated reasoning, base rate neglect):</w:t>
+      </w:r>
+    </w:p>
+    <w:p>
+      <w:r>
+        <w:t>Write your response here  Step 6: Compare my interpretation with at least one other person:</w:t>
+      </w:r>
+    </w:p>
+    <w:p>
+      <w:r>
+        <w:t>Write your response here  Step 7: Document the reasoning process in my lab notebook:</w:t>
+      </w:r>
+    </w:p>
+    <w:p>
+      <w:r>
+        <w:t>Write your response here  Will you actually follow this protocol? What is the most likely reason you might skip steps, and how will you guard against that?</w:t>
+      </w:r>
+    </w:p>
+    <w:p>
+      <w:r>
         <w:t>Write your response here   Discussion and Debrief</w:t>
       </w:r>
     </w:p>
